--- a/newestPaper.docx
+++ b/newestPaper.docx
@@ -409,6 +409,7 @@
           </m:rPr>
           <w:rPr>
             <w:rFonts w:hint="default" w:ascii="Times New Roman" w:hAnsi="Times New Roman" w:eastAsia="宋体" w:cs="Times New Roman"/>
+            <w:b w:val="0"/>
             <w:i w:val="0"/>
             <w:sz w:val="24"/>
           </w:rPr>
@@ -469,6 +470,7 @@
           </m:rPr>
           <w:rPr>
             <w:rFonts w:hint="default" w:ascii="Times New Roman" w:hAnsi="Times New Roman" w:eastAsia="宋体" w:cs="Times New Roman"/>
+            <w:b w:val="0"/>
             <w:i w:val="0"/>
             <w:sz w:val="24"/>
           </w:rPr>
@@ -529,6 +531,7 @@
           </m:rPr>
           <w:rPr>
             <w:rFonts w:hint="default" w:ascii="Times New Roman" w:hAnsi="Times New Roman" w:eastAsia="宋体" w:cs="Times New Roman"/>
+            <w:b w:val="0"/>
             <w:i w:val="0"/>
             <w:sz w:val="24"/>
           </w:rPr>
@@ -562,6 +565,7 @@
               </m:rPr>
               <w:rPr>
                 <w:rFonts w:hint="default" w:ascii="Times New Roman" w:hAnsi="Times New Roman" w:eastAsia="宋体" w:cs="Times New Roman"/>
+                <w:b w:val="0"/>
                 <w:i w:val="0"/>
                 <w:sz w:val="24"/>
               </w:rPr>
@@ -659,6 +663,7 @@
           </m:rPr>
           <w:rPr>
             <w:rFonts w:hint="default" w:ascii="Times New Roman" w:hAnsi="Times New Roman" w:eastAsia="宋体" w:cs="Times New Roman"/>
+            <w:b w:val="0"/>
             <w:i w:val="0"/>
             <w:sz w:val="24"/>
           </w:rPr>
@@ -682,6 +687,7 @@
               </m:rPr>
               <w:rPr>
                 <w:rFonts w:hint="default" w:ascii="Times New Roman" w:hAnsi="Times New Roman" w:eastAsia="MS Mincho" w:cs="MS Mincho"/>
+                <w:b w:val="0"/>
                 <w:i w:val="0"/>
                 <w:sz w:val="24"/>
               </w:rPr>
@@ -821,6 +827,7 @@
           </m:rPr>
           <w:rPr>
             <w:rFonts w:hint="default" w:ascii="Times New Roman" w:hAnsi="Times New Roman" w:eastAsia="宋体" w:cs="Times New Roman"/>
+            <w:b w:val="0"/>
             <w:i w:val="0"/>
             <w:sz w:val="24"/>
           </w:rPr>
@@ -844,6 +851,7 @@
           </m:rPr>
           <w:rPr>
             <w:rFonts w:hint="default" w:ascii="Times New Roman" w:hAnsi="Times New Roman" w:eastAsia="宋体" w:cs="Times New Roman"/>
+            <w:b w:val="0"/>
             <w:i w:val="0"/>
             <w:sz w:val="24"/>
           </w:rPr>
@@ -914,6 +922,7 @@
           </m:rPr>
           <w:rPr>
             <w:rFonts w:hint="default" w:ascii="Times New Roman" w:hAnsi="Times New Roman" w:eastAsia="宋体" w:cs="Times New Roman"/>
+            <w:b w:val="0"/>
             <w:i w:val="0"/>
             <w:sz w:val="24"/>
           </w:rPr>
@@ -937,6 +946,7 @@
           </m:rPr>
           <w:rPr>
             <w:rFonts w:hint="default" w:ascii="Times New Roman" w:hAnsi="Times New Roman" w:eastAsia="宋体" w:cs="Times New Roman"/>
+            <w:b w:val="0"/>
             <w:i w:val="0"/>
             <w:sz w:val="24"/>
           </w:rPr>
@@ -1017,6 +1027,7 @@
             </m:rPr>
             <w:rPr>
               <w:rFonts w:hint="default" w:ascii="Times New Roman" w:hAnsi="Times New Roman" w:eastAsia="宋体" w:cs="Times New Roman"/>
+              <w:b w:val="0"/>
               <w:i w:val="0"/>
               <w:sz w:val="24"/>
             </w:rPr>
@@ -1040,6 +1051,7 @@
             </m:rPr>
             <w:rPr>
               <w:rFonts w:hint="default" w:ascii="Times New Roman" w:hAnsi="Times New Roman" w:eastAsia="宋体" w:cs="Times New Roman"/>
+              <w:b w:val="0"/>
               <w:i w:val="0"/>
               <w:sz w:val="24"/>
             </w:rPr>
@@ -1092,6 +1104,7 @@
                 </m:rPr>
                 <w:rPr>
                   <w:rFonts w:hint="default" w:ascii="Times New Roman" w:hAnsi="Times New Roman" w:eastAsia="宋体" w:cs="Times New Roman"/>
+                  <w:b w:val="0"/>
                   <w:i w:val="0"/>
                   <w:sz w:val="24"/>
                 </w:rPr>
@@ -1112,6 +1125,7 @@
             </m:rPr>
             <w:rPr>
               <w:rFonts w:hint="default" w:ascii="Times New Roman" w:hAnsi="Times New Roman" w:eastAsia="宋体" w:cs="Times New Roman"/>
+              <w:b w:val="0"/>
               <w:i w:val="0"/>
               <w:sz w:val="24"/>
             </w:rPr>
@@ -1135,6 +1149,7 @@
             </m:rPr>
             <w:rPr>
               <w:rFonts w:hint="default" w:ascii="Times New Roman" w:hAnsi="Times New Roman" w:eastAsia="宋体" w:cs="Times New Roman"/>
+              <w:b w:val="0"/>
               <w:i w:val="0"/>
               <w:sz w:val="24"/>
             </w:rPr>
@@ -1158,6 +1173,7 @@
             </m:rPr>
             <w:rPr>
               <w:rFonts w:hint="default" w:ascii="Times New Roman" w:hAnsi="Times New Roman" w:eastAsia="宋体" w:cs="Times New Roman"/>
+              <w:b w:val="0"/>
               <w:i w:val="0"/>
               <w:sz w:val="24"/>
             </w:rPr>
@@ -1218,6 +1234,7 @@
             </m:rPr>
             <w:rPr>
               <w:rFonts w:hint="default" w:ascii="Times New Roman" w:hAnsi="Times New Roman" w:eastAsia="宋体" w:cs="Times New Roman"/>
+              <w:b w:val="0"/>
               <w:i w:val="0"/>
               <w:sz w:val="24"/>
             </w:rPr>
@@ -1241,6 +1258,7 @@
             </m:rPr>
             <w:rPr>
               <w:rFonts w:hint="default" w:ascii="Times New Roman" w:hAnsi="Times New Roman" w:eastAsia="宋体" w:cs="Times New Roman"/>
+              <w:b w:val="0"/>
               <w:i w:val="0"/>
               <w:sz w:val="24"/>
             </w:rPr>
@@ -1285,6 +1303,7 @@
           </m:rPr>
           <w:rPr>
             <w:rFonts w:hint="default" w:ascii="Times New Roman" w:hAnsi="Times New Roman" w:eastAsia="宋体" w:cs="Times New Roman"/>
+            <w:b w:val="0"/>
             <w:i w:val="0"/>
             <w:sz w:val="24"/>
           </w:rPr>
@@ -1432,6 +1451,7 @@
                 </m:rPr>
                 <w:rPr>
                   <w:rFonts w:hint="default" w:ascii="Times New Roman" w:hAnsi="Times New Roman" w:eastAsia="宋体" w:cs="Times New Roman"/>
+                  <w:b w:val="0"/>
                   <w:i w:val="0"/>
                   <w:sz w:val="24"/>
                 </w:rPr>
@@ -1455,6 +1475,7 @@
                 </m:rPr>
                 <w:rPr>
                   <w:rFonts w:hint="default" w:ascii="Times New Roman" w:hAnsi="Times New Roman" w:eastAsia="宋体" w:cs="Times New Roman"/>
+                  <w:b w:val="0"/>
                   <w:i w:val="0"/>
                   <w:sz w:val="24"/>
                 </w:rPr>
@@ -1475,6 +1496,7 @@
             </m:rPr>
             <w:rPr>
               <w:rFonts w:hint="default" w:ascii="Times New Roman" w:hAnsi="Times New Roman" w:eastAsia="宋体" w:cs="Times New Roman"/>
+              <w:b w:val="0"/>
               <w:i w:val="0"/>
               <w:sz w:val="24"/>
             </w:rPr>
@@ -1511,6 +1533,7 @@
                     </m:rPr>
                     <w:rPr>
                       <w:rFonts w:hint="default" w:ascii="Times New Roman" w:hAnsi="Times New Roman" w:eastAsia="宋体" w:cs="Times New Roman"/>
+                      <w:b w:val="0"/>
                       <w:i w:val="0"/>
                       <w:sz w:val="24"/>
                     </w:rPr>
@@ -1534,6 +1557,7 @@
                     </m:rPr>
                     <w:rPr>
                       <w:rFonts w:hint="default" w:ascii="Times New Roman" w:hAnsi="Times New Roman" w:eastAsia="宋体" w:cs="Times New Roman"/>
+                      <w:b w:val="0"/>
                       <w:i w:val="0"/>
                       <w:sz w:val="24"/>
                     </w:rPr>
@@ -1594,6 +1618,7 @@
                     </m:rPr>
                     <w:rPr>
                       <w:rFonts w:hint="default" w:ascii="Times New Roman" w:hAnsi="Times New Roman" w:eastAsia="宋体" w:cs="Times New Roman"/>
+                      <w:b w:val="0"/>
                       <w:i w:val="0"/>
                       <w:sz w:val="24"/>
                     </w:rPr>
@@ -1617,6 +1642,7 @@
                     </m:rPr>
                     <w:rPr>
                       <w:rFonts w:hint="default" w:ascii="Times New Roman" w:hAnsi="Times New Roman" w:eastAsia="宋体" w:cs="Times New Roman"/>
+                      <w:b w:val="0"/>
                       <w:i w:val="0"/>
                       <w:sz w:val="24"/>
                     </w:rPr>
@@ -1677,6 +1703,7 @@
                     </m:rPr>
                     <w:rPr>
                       <w:rFonts w:hint="default" w:ascii="Times New Roman" w:hAnsi="Times New Roman" w:eastAsia="宋体" w:cs="Times New Roman"/>
+                      <w:b w:val="0"/>
                       <w:i w:val="0"/>
                       <w:sz w:val="24"/>
                     </w:rPr>
@@ -1697,6 +1724,7 @@
                     </m:rPr>
                     <w:rPr>
                       <w:rFonts w:hint="default" w:ascii="Times New Roman" w:hAnsi="Times New Roman" w:eastAsia="宋体" w:cs="Times New Roman"/>
+                      <w:b w:val="0"/>
                       <w:i w:val="0"/>
                       <w:sz w:val="24"/>
                     </w:rPr>
@@ -1720,6 +1748,7 @@
                     </m:rPr>
                     <w:rPr>
                       <w:rFonts w:hint="default" w:ascii="Times New Roman" w:hAnsi="Times New Roman" w:eastAsia="宋体" w:cs="Times New Roman"/>
+                      <w:b w:val="0"/>
                       <w:i w:val="0"/>
                       <w:sz w:val="24"/>
                     </w:rPr>
@@ -1780,6 +1809,7 @@
                     </m:rPr>
                     <w:rPr>
                       <w:rFonts w:hint="default" w:ascii="Times New Roman" w:hAnsi="Times New Roman" w:eastAsia="宋体" w:cs="Times New Roman"/>
+                      <w:b w:val="0"/>
                       <w:i w:val="0"/>
                       <w:sz w:val="24"/>
                     </w:rPr>
@@ -1820,6 +1850,7 @@
             </m:rPr>
             <w:rPr>
               <w:rFonts w:hint="default" w:ascii="Times New Roman" w:hAnsi="Times New Roman" w:eastAsia="宋体" w:cs="Times New Roman"/>
+              <w:b w:val="0"/>
               <w:i w:val="0"/>
               <w:sz w:val="24"/>
             </w:rPr>
@@ -1873,6 +1904,7 @@
                 </m:rPr>
                 <w:rPr>
                   <w:rFonts w:hint="default" w:ascii="Times New Roman" w:hAnsi="Times New Roman" w:eastAsia="宋体" w:cs="Times New Roman"/>
+                  <w:b w:val="0"/>
                   <w:i w:val="0"/>
                   <w:sz w:val="24"/>
                 </w:rPr>
@@ -1980,6 +2012,7 @@
                 </m:rPr>
                 <w:rPr>
                   <w:rFonts w:hint="default" w:ascii="Times New Roman" w:hAnsi="Times New Roman" w:eastAsia="MS Mincho" w:cs="MS Mincho"/>
+                  <w:b w:val="0"/>
                   <w:i w:val="0"/>
                   <w:sz w:val="24"/>
                 </w:rPr>
@@ -2000,6 +2033,7 @@
                 </m:rPr>
                 <w:rPr>
                   <w:rFonts w:hint="default" w:ascii="Times New Roman" w:hAnsi="Times New Roman" w:eastAsia="宋体" w:cs="Times New Roman"/>
+                  <w:b w:val="0"/>
                   <w:i w:val="0"/>
                   <w:sz w:val="24"/>
                 </w:rPr>
@@ -2023,6 +2057,7 @@
                 </m:rPr>
                 <w:rPr>
                   <w:rFonts w:hint="default" w:ascii="Times New Roman" w:hAnsi="Times New Roman" w:eastAsia="宋体" w:cs="Times New Roman"/>
+                  <w:b w:val="0"/>
                   <w:i w:val="0"/>
                   <w:sz w:val="24"/>
                 </w:rPr>
@@ -2043,6 +2078,7 @@
             </m:rPr>
             <w:rPr>
               <w:rFonts w:hint="default" w:ascii="Times New Roman" w:hAnsi="Times New Roman" w:eastAsia="宋体" w:cs="Times New Roman"/>
+              <w:b w:val="0"/>
               <w:i w:val="0"/>
               <w:sz w:val="24"/>
             </w:rPr>
@@ -2079,6 +2115,7 @@
                 </m:rPr>
                 <w:rPr>
                   <w:rFonts w:hint="default" w:ascii="Times New Roman" w:hAnsi="Times New Roman" w:eastAsia="宋体" w:cs="Times New Roman"/>
+                  <w:b w:val="0"/>
                   <w:i w:val="0"/>
                   <w:sz w:val="24"/>
                 </w:rPr>
@@ -2137,6 +2174,7 @@
             </m:rPr>
             <w:rPr>
               <w:rFonts w:hint="default" w:ascii="Times New Roman" w:hAnsi="Times New Roman" w:eastAsia="宋体" w:cs="Times New Roman"/>
+              <w:b w:val="0"/>
               <w:i w:val="0"/>
               <w:sz w:val="24"/>
             </w:rPr>
@@ -2197,6 +2235,7 @@
             </m:rPr>
             <w:rPr>
               <w:rFonts w:hint="default" w:ascii="Times New Roman" w:hAnsi="Times New Roman" w:eastAsia="宋体" w:cs="Times New Roman"/>
+              <w:b w:val="0"/>
               <w:i w:val="0"/>
               <w:sz w:val="24"/>
             </w:rPr>
@@ -2275,6 +2314,7 @@
                 </m:rPr>
                 <w:rPr>
                   <w:rFonts w:hint="default" w:ascii="Times New Roman" w:hAnsi="Times New Roman" w:eastAsia="宋体" w:cs="Times New Roman"/>
+                  <w:b w:val="0"/>
                   <w:i w:val="0"/>
                   <w:sz w:val="24"/>
                 </w:rPr>
@@ -2298,6 +2338,7 @@
                 </m:rPr>
                 <w:rPr>
                   <w:rFonts w:hint="default" w:ascii="Times New Roman" w:hAnsi="Times New Roman" w:eastAsia="宋体" w:cs="Times New Roman"/>
+                  <w:b w:val="0"/>
                   <w:i w:val="0"/>
                   <w:sz w:val="24"/>
                 </w:rPr>
@@ -2318,35 +2359,11 @@
             </m:rPr>
             <w:rPr>
               <w:rFonts w:hint="default" w:ascii="Times New Roman" w:hAnsi="Times New Roman" w:eastAsia="宋体" w:cs="Times New Roman"/>
-              <w:i w:val="0"/>
-              <w:sz w:val="24"/>
-            </w:rPr>
-            <m:t>)+</m:t>
-          </m:r>
-          <m:r>
-            <m:rPr>
-              <m:nor/>
-              <m:sty m:val="p"/>
-            </m:rPr>
-            <w:rPr>
-              <w:rFonts w:hint="default" w:ascii="Times New Roman" w:hAnsi="Times New Roman" w:eastAsia="宋体" w:cs="Times New Roman"/>
               <w:b w:val="0"/>
               <w:i w:val="0"/>
               <w:sz w:val="24"/>
             </w:rPr>
-            <m:t>Ω</m:t>
-          </m:r>
-          <m:r>
-            <m:rPr>
-              <m:nor/>
-              <m:sty m:val="p"/>
-            </m:rPr>
-            <w:rPr>
-              <w:rFonts w:hint="default" w:ascii="Times New Roman" w:hAnsi="Times New Roman" w:eastAsia="宋体" w:cs="Times New Roman"/>
-              <w:i w:val="0"/>
-              <w:sz w:val="24"/>
-            </w:rPr>
-            <m:t>(</m:t>
+            <m:t>)+Ω(</m:t>
           </m:r>
           <m:sSub>
             <m:sSubPr>
@@ -2403,6 +2420,7 @@
             </m:rPr>
             <w:rPr>
               <w:rFonts w:hint="default" w:ascii="Times New Roman" w:hAnsi="Times New Roman" w:eastAsia="宋体" w:cs="Times New Roman"/>
+              <w:b w:val="0"/>
               <w:i w:val="0"/>
               <w:sz w:val="24"/>
             </w:rPr>
@@ -2440,19 +2458,7 @@
             <w:i w:val="0"/>
             <w:sz w:val="24"/>
           </w:rPr>
-          <m:t>Ω</m:t>
-        </m:r>
-        <m:r>
-          <m:rPr>
-            <m:nor/>
-            <m:sty m:val="p"/>
-          </m:rPr>
-          <w:rPr>
-            <w:rFonts w:hint="default" w:ascii="Times New Roman" w:hAnsi="Times New Roman" w:eastAsia="宋体" w:cs="Times New Roman"/>
-            <w:i w:val="0"/>
-            <w:sz w:val="24"/>
-          </w:rPr>
-          <m:t>(</m:t>
+          <m:t>Ω(</m:t>
         </m:r>
         <m:r>
           <m:rPr>
@@ -2472,6 +2478,7 @@
           </m:rPr>
           <w:rPr>
             <w:rFonts w:hint="default" w:ascii="Times New Roman" w:hAnsi="Times New Roman" w:eastAsia="宋体" w:cs="Times New Roman"/>
+            <w:b w:val="0"/>
             <w:i w:val="0"/>
             <w:sz w:val="24"/>
           </w:rPr>
@@ -2508,19 +2515,7 @@
               <w:i w:val="0"/>
               <w:sz w:val="24"/>
             </w:rPr>
-            <m:t>Ω</m:t>
-          </m:r>
-          <m:r>
-            <m:rPr>
-              <m:nor/>
-              <m:sty m:val="p"/>
-            </m:rPr>
-            <w:rPr>
-              <w:rFonts w:hint="default" w:ascii="Times New Roman" w:hAnsi="Times New Roman" w:eastAsia="宋体" w:cs="Times New Roman"/>
-              <w:i w:val="0"/>
-              <w:sz w:val="24"/>
-            </w:rPr>
-            <m:t>(</m:t>
+            <m:t>Ω(</m:t>
           </m:r>
           <m:r>
             <m:rPr>
@@ -2540,6 +2535,7 @@
             </m:rPr>
             <w:rPr>
               <w:rFonts w:hint="default" w:ascii="Times New Roman" w:hAnsi="Times New Roman" w:eastAsia="宋体" w:cs="Times New Roman"/>
+              <w:b w:val="0"/>
               <w:i w:val="0"/>
               <w:sz w:val="24"/>
             </w:rPr>
@@ -2563,6 +2559,7 @@
             </m:rPr>
             <w:rPr>
               <w:rFonts w:hint="default" w:ascii="Times New Roman" w:hAnsi="Times New Roman" w:eastAsia="宋体" w:cs="Times New Roman"/>
+              <w:b w:val="0"/>
               <w:i w:val="0"/>
               <w:sz w:val="24"/>
             </w:rPr>
@@ -2586,6 +2583,7 @@
                 </m:rPr>
                 <w:rPr>
                   <w:rFonts w:hint="default" w:ascii="Times New Roman" w:hAnsi="Times New Roman" w:eastAsia="宋体" w:cs="Times New Roman"/>
+                  <w:b w:val="0"/>
                   <w:i w:val="0"/>
                   <w:sz w:val="24"/>
                 </w:rPr>
@@ -2606,6 +2604,7 @@
                 </m:rPr>
                 <w:rPr>
                   <w:rFonts w:hint="default" w:ascii="Times New Roman" w:hAnsi="Times New Roman" w:eastAsia="宋体" w:cs="Times New Roman"/>
+                  <w:b w:val="0"/>
                   <w:i w:val="0"/>
                   <w:sz w:val="24"/>
                 </w:rPr>
@@ -2661,6 +2660,7 @@
                 </m:rPr>
                 <w:rPr>
                   <w:rFonts w:hint="default" w:ascii="Times New Roman" w:hAnsi="Times New Roman" w:eastAsia="宋体" w:cs="Times New Roman"/>
+                  <w:b w:val="0"/>
                   <w:i w:val="0"/>
                   <w:sz w:val="24"/>
                 </w:rPr>
@@ -2748,6 +2748,7 @@
                     </m:rPr>
                     <w:rPr>
                       <w:rFonts w:hint="default" w:ascii="Times New Roman" w:hAnsi="Times New Roman" w:eastAsia="宋体" w:cs="Times New Roman"/>
+                      <w:b w:val="0"/>
                       <w:i w:val="0"/>
                       <w:sz w:val="24"/>
                     </w:rPr>
@@ -3099,6 +3100,7 @@
               </m:rPr>
               <w:rPr>
                 <w:rFonts w:hint="default" w:ascii="Times New Roman" w:hAnsi="Times New Roman" w:eastAsia="宋体" w:cs="Times New Roman"/>
+                <w:b w:val="0"/>
                 <w:i w:val="0"/>
                 <w:sz w:val="24"/>
               </w:rPr>
@@ -3556,22 +3558,24 @@
     <w:p>
       <w:pPr>
         <w:rPr>
-          <w:rFonts w:hint="default" w:ascii="Times New Roman" w:hAnsi="Times New Roman" w:eastAsia="宋体" w:cs="Times New Roman"/>
-          <w:sz w:val="24"/>
-          <w:szCs w:val="24"/>
+          <w:rFonts w:hint="eastAsia" w:ascii="Times New Roman" w:hAnsi="Times New Roman" w:eastAsia="宋体" w:cs="Times New Roman"/>
+          <w:sz w:val="24"/>
+          <w:szCs w:val="24"/>
+          <w:lang w:eastAsia="zh-CN"/>
         </w:rPr>
       </w:pPr>
       <w:r>
         <w:rPr>
-          <w:rFonts w:hint="default" w:ascii="Times New Roman" w:hAnsi="Times New Roman" w:eastAsia="宋体" w:cs="Times New Roman"/>
-          <w:sz w:val="24"/>
-          <w:szCs w:val="24"/>
+          <w:rFonts w:hint="eastAsia" w:ascii="Times New Roman" w:hAnsi="Times New Roman" w:eastAsia="宋体" w:cs="Times New Roman"/>
+          <w:sz w:val="24"/>
+          <w:szCs w:val="24"/>
+          <w:lang w:eastAsia="zh-CN"/>
         </w:rPr>
         <w:drawing>
           <wp:inline distT="0" distB="0" distL="114300" distR="114300">
-            <wp:extent cx="5264785" cy="2982595"/>
-            <wp:effectExtent l="0" t="0" r="5715" b="1905"/>
-            <wp:docPr id="1" name="图片 1" descr="framework"/>
+            <wp:extent cx="5262245" cy="2994025"/>
+            <wp:effectExtent l="0" t="0" r="8255" b="3175"/>
+            <wp:docPr id="11" name="图片 11" descr="fig1_framework"/>
             <wp:cNvGraphicFramePr>
               <a:graphicFrameLocks xmlns:a="http://schemas.openxmlformats.org/drawingml/2006/main" noChangeAspect="1"/>
             </wp:cNvGraphicFramePr>
@@ -3579,7 +3583,7 @@
               <a:graphicData uri="http://schemas.openxmlformats.org/drawingml/2006/picture">
                 <pic:pic xmlns:pic="http://schemas.openxmlformats.org/drawingml/2006/picture">
                   <pic:nvPicPr>
-                    <pic:cNvPr id="1" name="图片 1" descr="framework"/>
+                    <pic:cNvPr id="11" name="图片 11" descr="fig1_framework"/>
                     <pic:cNvPicPr>
                       <a:picLocks noChangeAspect="1"/>
                     </pic:cNvPicPr>
@@ -3593,7 +3597,7 @@
                   <pic:spPr>
                     <a:xfrm>
                       <a:off x="0" y="0"/>
-                      <a:ext cx="5264785" cy="2982595"/>
+                      <a:ext cx="5262245" cy="2994025"/>
                     </a:xfrm>
                     <a:prstGeom prst="rect">
                       <a:avLst/>
@@ -3883,6 +3887,7 @@
                 </m:rPr>
                 <w:rPr>
                   <w:rFonts w:hint="default" w:ascii="Times New Roman" w:hAnsi="Times New Roman" w:eastAsia="宋体" w:cs="Times New Roman"/>
+                  <w:b w:val="0"/>
                   <w:i w:val="0"/>
                   <w:sz w:val="24"/>
                 </w:rPr>
@@ -3903,6 +3908,7 @@
             </m:rPr>
             <w:rPr>
               <w:rFonts w:hint="default" w:ascii="Times New Roman" w:hAnsi="Times New Roman" w:eastAsia="宋体" w:cs="Times New Roman"/>
+              <w:b w:val="0"/>
               <w:i w:val="0"/>
               <w:sz w:val="24"/>
             </w:rPr>
@@ -3944,6 +3950,7 @@
                 </m:rPr>
                 <w:rPr>
                   <w:rFonts w:hint="default" w:ascii="Times New Roman" w:hAnsi="Times New Roman" w:eastAsia="宋体" w:cs="Times New Roman"/>
+                  <w:b w:val="0"/>
                   <w:i w:val="0"/>
                   <w:sz w:val="24"/>
                 </w:rPr>
@@ -4063,6 +4070,7 @@
             </m:rPr>
             <w:rPr>
               <w:rFonts w:hint="default" w:ascii="Times New Roman" w:hAnsi="Times New Roman" w:eastAsia="宋体" w:cs="Times New Roman"/>
+              <w:b w:val="0"/>
               <w:i w:val="0"/>
               <w:sz w:val="24"/>
             </w:rPr>
@@ -4106,6 +4114,7 @@
                     </m:rPr>
                     <w:rPr>
                       <w:rFonts w:hint="default" w:ascii="Times New Roman" w:hAnsi="Times New Roman" w:eastAsia="宋体" w:cs="Times New Roman"/>
+                      <w:b w:val="0"/>
                       <w:i w:val="0"/>
                       <w:sz w:val="24"/>
                     </w:rPr>
@@ -4157,6 +4166,7 @@
                         </m:rPr>
                         <w:rPr>
                           <w:rFonts w:hint="default" w:ascii="Times New Roman" w:hAnsi="Times New Roman" w:eastAsia="宋体" w:cs="Times New Roman"/>
+                          <w:b w:val="0"/>
                           <w:i w:val="0"/>
                           <w:sz w:val="24"/>
                         </w:rPr>
@@ -4188,6 +4198,7 @@
                     </m:rPr>
                     <w:rPr>
                       <w:rFonts w:hint="default" w:ascii="Times New Roman" w:hAnsi="Times New Roman" w:eastAsia="宋体" w:cs="Times New Roman"/>
+                      <w:b w:val="0"/>
                       <w:i w:val="0"/>
                       <w:sz w:val="24"/>
                     </w:rPr>
@@ -4249,6 +4260,7 @@
           </m:rPr>
           <w:rPr>
             <w:rFonts w:hint="default" w:ascii="Times New Roman" w:hAnsi="Times New Roman" w:eastAsia="宋体" w:cs="Times New Roman"/>
+            <w:b w:val="0"/>
             <w:i w:val="0"/>
             <w:sz w:val="24"/>
           </w:rPr>
@@ -4319,6 +4331,7 @@
           </m:rPr>
           <w:rPr>
             <w:rFonts w:hint="default" w:ascii="Times New Roman" w:hAnsi="Times New Roman" w:eastAsia="宋体" w:cs="Times New Roman"/>
+            <w:b w:val="0"/>
             <w:i w:val="0"/>
             <w:sz w:val="24"/>
           </w:rPr>
@@ -5551,9 +5564,8 @@
       <w:pPr>
         <w:ind w:firstLine="480" w:firstLineChars="200"/>
         <w:rPr>
-          <w:rFonts w:hint="default" w:ascii="Times New Roman" w:hAnsi="Times New Roman" w:eastAsia="宋体" w:cs="Times New Roman"/>
-          <w:sz w:val="24"/>
-          <w:szCs w:val="24"/>
+          <w:rFonts w:hint="eastAsia" w:eastAsiaTheme="minorEastAsia"/>
+          <w:lang w:eastAsia="zh-CN"/>
         </w:rPr>
       </w:pPr>
       <w:r>
@@ -5562,35 +5574,26 @@
           <w:sz w:val="24"/>
           <w:szCs w:val="24"/>
         </w:rPr>
-        <w:t>状态监控模块在每个检查周期收集以下信息。图</w:t>
-      </w:r>
-      <w:r>
-        <w:rPr>
-          <w:rFonts w:hint="default" w:ascii="Times New Roman" w:hAnsi="Times New Roman" w:eastAsia="宋体" w:cs="Times New Roman"/>
-          <w:sz w:val="24"/>
-          <w:szCs w:val="24"/>
-        </w:rPr>
-        <w:t>2展示了一个典型的监控过程，包括学习曲线、泛化差距变化以及参数的自适应调整。</w:t>
+        <w:t>状态监控模块在每个检查周期收集以下信息。图2展示了一个典型的监控过程，包括学习曲线、泛化差距变化以及参数的自适应调整。</w:t>
       </w:r>
     </w:p>
     <w:p>
       <w:pPr>
         <w:rPr>
-          <w:rFonts w:hint="default" w:ascii="Times New Roman" w:hAnsi="Times New Roman" w:eastAsia="宋体" w:cs="Times New Roman"/>
-          <w:sz w:val="24"/>
-          <w:szCs w:val="24"/>
+          <w:rFonts w:hint="default" w:eastAsiaTheme="minorEastAsia"/>
+          <w:lang w:eastAsia="zh-CN"/>
         </w:rPr>
       </w:pPr>
       <w:r>
         <w:rPr>
-          <w:rFonts w:hint="eastAsia" w:eastAsiaTheme="minorEastAsia"/>
+          <w:rFonts w:hint="default" w:eastAsiaTheme="minorEastAsia"/>
           <w:lang w:eastAsia="zh-CN"/>
         </w:rPr>
         <w:drawing>
           <wp:inline distT="0" distB="0" distL="114300" distR="114300">
-            <wp:extent cx="5266055" cy="3493135"/>
-            <wp:effectExtent l="0" t="0" r="4445" b="12065"/>
-            <wp:docPr id="2" name="图片 2" descr="adaptation_example"/>
+            <wp:extent cx="5266690" cy="3938905"/>
+            <wp:effectExtent l="0" t="0" r="3810" b="10795"/>
+            <wp:docPr id="12" name="图片 12" descr="fig2_adaptation_process"/>
             <wp:cNvGraphicFramePr>
               <a:graphicFrameLocks xmlns:a="http://schemas.openxmlformats.org/drawingml/2006/main" noChangeAspect="1"/>
             </wp:cNvGraphicFramePr>
@@ -5598,7 +5601,7 @@
               <a:graphicData uri="http://schemas.openxmlformats.org/drawingml/2006/picture">
                 <pic:pic xmlns:pic="http://schemas.openxmlformats.org/drawingml/2006/picture">
                   <pic:nvPicPr>
-                    <pic:cNvPr id="2" name="图片 2" descr="adaptation_example"/>
+                    <pic:cNvPr id="12" name="图片 12" descr="fig2_adaptation_process"/>
                     <pic:cNvPicPr>
                       <a:picLocks noChangeAspect="1"/>
                     </pic:cNvPicPr>
@@ -5612,7 +5615,7 @@
                   <pic:spPr>
                     <a:xfrm>
                       <a:off x="0" y="0"/>
-                      <a:ext cx="5266055" cy="3493135"/>
+                      <a:ext cx="5266690" cy="3938905"/>
                     </a:xfrm>
                     <a:prstGeom prst="rect">
                       <a:avLst/>
@@ -5688,52 +5691,7 @@
           <w:sz w:val="24"/>
           <w:szCs w:val="24"/>
         </w:rPr>
-        <w:t>图</w:t>
-      </w:r>
-      <w:r>
-        <w:rPr>
-          <w:rFonts w:hint="default" w:ascii="Times New Roman" w:hAnsi="Times New Roman" w:eastAsia="宋体" w:cs="Times New Roman"/>
-          <w:b/>
-          <w:sz w:val="24"/>
-          <w:szCs w:val="24"/>
-        </w:rPr>
-        <w:t xml:space="preserve">2: </w:t>
-      </w:r>
-      <w:r>
-        <w:rPr>
-          <w:rFonts w:hint="default" w:ascii="Times New Roman" w:hAnsi="Times New Roman" w:eastAsia="宋体" w:cs="Times New Roman"/>
-          <w:b/>
-          <w:sz w:val="24"/>
-          <w:szCs w:val="24"/>
-        </w:rPr>
-        <w:t>AdaPrune训练过程示意图。</w:t>
-      </w:r>
-      <w:r>
-        <w:rPr>
-          <w:rFonts w:hint="default" w:ascii="Times New Roman" w:hAnsi="Times New Roman" w:eastAsia="宋体" w:cs="Times New Roman"/>
-          <w:b/>
-          <w:sz w:val="24"/>
-          <w:szCs w:val="24"/>
-        </w:rPr>
-        <w:t>(a)训练集和验证集的学习曲线；</w:t>
-      </w:r>
-      <w:r>
-        <w:rPr>
-          <w:rFonts w:hint="default" w:ascii="Times New Roman" w:hAnsi="Times New Roman" w:eastAsia="宋体" w:cs="Times New Roman"/>
-          <w:b/>
-          <w:sz w:val="24"/>
-          <w:szCs w:val="24"/>
-        </w:rPr>
-        <w:t>(b)泛化差距随迭代变化；</w:t>
-      </w:r>
-      <w:r>
-        <w:rPr>
-          <w:rFonts w:hint="default" w:ascii="Times New Roman" w:hAnsi="Times New Roman" w:eastAsia="宋体" w:cs="Times New Roman"/>
-          <w:b/>
-          <w:sz w:val="24"/>
-          <w:szCs w:val="24"/>
-        </w:rPr>
-        <w:t>(c)max_depth的自适应调整；(d)min_child_weight的自适应调整。</w:t>
+        <w:t>图2: AdaPrune训练过程示意图。(a)训练集和验证集的学习曲线；(b)泛化差距随迭代变化；(c)max_depth的自适应调整；(d)min_child_weight的自适应调整。</w:t>
       </w:r>
       <w:r>
         <w:rPr>
@@ -6729,6 +6687,7 @@
           </m:rPr>
           <w:rPr>
             <w:rFonts w:hint="default" w:ascii="Times New Roman" w:hAnsi="Times New Roman" w:eastAsia="宋体" w:cs="Times New Roman"/>
+            <w:b w:val="0"/>
             <w:i w:val="0"/>
             <w:sz w:val="24"/>
           </w:rPr>
@@ -6810,6 +6769,7 @@
           </m:rPr>
           <w:rPr>
             <w:rFonts w:hint="default" w:ascii="Times New Roman" w:hAnsi="Times New Roman" w:eastAsia="宋体" w:cs="Times New Roman"/>
+            <w:b w:val="0"/>
             <w:i w:val="0"/>
             <w:sz w:val="24"/>
           </w:rPr>
@@ -6870,6 +6830,7 @@
           </m:rPr>
           <w:rPr>
             <w:rFonts w:hint="default" w:ascii="Times New Roman" w:hAnsi="Times New Roman" w:eastAsia="宋体" w:cs="Times New Roman"/>
+            <w:b w:val="0"/>
             <w:i w:val="0"/>
             <w:sz w:val="24"/>
           </w:rPr>
@@ -6995,6 +6956,7 @@
             </m:rPr>
             <w:rPr>
               <w:rFonts w:hint="default" w:ascii="Times New Roman" w:hAnsi="Times New Roman" w:eastAsia="宋体" w:cs="Times New Roman"/>
+              <w:b w:val="0"/>
               <w:i w:val="0"/>
               <w:sz w:val="24"/>
             </w:rPr>
@@ -7017,6 +6979,7 @@
                 </m:rPr>
                 <w:rPr>
                   <w:rFonts w:hint="default" w:ascii="Times New Roman" w:hAnsi="Times New Roman" w:eastAsia="宋体" w:cs="Times New Roman"/>
+                  <w:b w:val="0"/>
                   <w:i w:val="0"/>
                   <w:sz w:val="24"/>
                 </w:rPr>
@@ -7037,6 +7000,7 @@
             </m:rPr>
             <w:rPr>
               <w:rFonts w:hint="default" w:ascii="Times New Roman" w:hAnsi="Times New Roman" w:eastAsia="宋体" w:cs="Times New Roman"/>
+              <w:b w:val="0"/>
               <w:i w:val="0"/>
               <w:sz w:val="24"/>
             </w:rPr>
@@ -7097,6 +7061,7 @@
             </m:rPr>
             <w:rPr>
               <w:rFonts w:hint="default" w:ascii="Times New Roman" w:hAnsi="Times New Roman" w:eastAsia="宋体" w:cs="Times New Roman"/>
+              <w:b w:val="0"/>
               <w:i w:val="0"/>
               <w:sz w:val="24"/>
             </w:rPr>
@@ -7138,6 +7103,7 @@
                 </m:rPr>
                 <w:rPr>
                   <w:rFonts w:hint="default" w:ascii="Times New Roman" w:hAnsi="Times New Roman" w:eastAsia="宋体" w:cs="Times New Roman"/>
+                  <w:b w:val="0"/>
                   <w:i w:val="0"/>
                   <w:sz w:val="24"/>
                 </w:rPr>
@@ -7161,6 +7127,7 @@
                 </m:rPr>
                 <w:rPr>
                   <w:rFonts w:hint="default" w:ascii="Times New Roman" w:hAnsi="Times New Roman" w:eastAsia="宋体" w:cs="Times New Roman"/>
+                  <w:b w:val="0"/>
                   <w:i w:val="0"/>
                   <w:sz w:val="24"/>
                 </w:rPr>
@@ -7931,12 +7898,6 @@
             <w:insideH w:val="single" w:color="auto" w:sz="4" w:space="0"/>
             <w:insideV w:val="single" w:color="auto" w:sz="4" w:space="0"/>
           </w:tblBorders>
-          <w:tblCellMar>
-            <w:top w:w="0" w:type="dxa"/>
-            <w:left w:w="0" w:type="dxa"/>
-            <w:bottom w:w="0" w:type="dxa"/>
-            <w:right w:w="0" w:type="dxa"/>
-          </w:tblCellMar>
         </w:tblPrEx>
         <w:tc>
           <w:tcPr>
@@ -8476,7 +8437,6 @@
               </m:r>
             </m:oMath>
             <w:r>
-              <m:rPr/>
               <w:rPr>
                 <w:rFonts w:hint="eastAsia" w:hAnsi="Cambria Math" w:eastAsia="宋体"/>
                 <w:i w:val="0"/>
@@ -9086,7 +9046,6 @@
               </m:r>
             </m:oMath>
             <w:r>
-              <m:rPr/>
               <w:rPr>
                 <w:rFonts w:hint="eastAsia" w:hAnsi="Cambria Math" w:eastAsia="宋体"/>
                 <w:i w:val="0"/>
@@ -9676,7 +9635,6 @@
               </m:r>
             </m:oMath>
             <w:r>
-              <m:rPr/>
               <w:rPr>
                 <w:rFonts w:hint="eastAsia" w:hAnsi="Cambria Math" w:eastAsia="宋体"/>
                 <w:i w:val="0"/>
@@ -10078,8 +10036,6 @@
               </w:rPr>
               <w:t>)</w:t>
             </w:r>
-            <w:bookmarkStart w:id="0" w:name="_GoBack"/>
-            <w:bookmarkEnd w:id="0"/>
           </w:p>
         </w:tc>
       </w:tr>
@@ -10408,7 +10364,6 @@
               </m:r>
             </m:oMath>
             <w:r>
-              <m:rPr/>
               <w:rPr>
                 <w:rFonts w:hint="eastAsia" w:hAnsi="Cambria Math" w:eastAsia="宋体"/>
                 <w:i w:val="0"/>
@@ -11144,7 +11099,6 @@
     </w:p>
     <w:p>
       <w:pPr>
-        <m:rPr/>
         <w:rPr>
           <w:rFonts w:hint="default" w:hAnsi="Cambria Math" w:eastAsia="宋体"/>
           <w:i w:val="0"/>
@@ -11157,7 +11111,6 @@
             <m:eqArrPr>
               <m:maxDist m:val="1"/>
               <m:ctrlPr>
-                <m:rPr/>
                 <w:rPr>
                   <w:rFonts w:hint="default" w:ascii="Cambria Math" w:hAnsi="Cambria Math" w:eastAsia="宋体"/>
                   <w:i/>
@@ -11239,7 +11192,6 @@
                 <m:t>(1)</m:t>
               </m:r>
               <m:ctrlPr>
-                <m:rPr/>
                 <w:rPr>
                   <w:rFonts w:hint="default" w:ascii="Cambria Math" w:hAnsi="Cambria Math" w:eastAsia="宋体"/>
                   <w:i/>
@@ -11274,7 +11226,6 @@
             <m:eqArrPr>
               <m:maxDist m:val="1"/>
               <m:ctrlPr>
-                <m:rPr/>
                 <w:rPr>
                   <w:rFonts w:hint="default" w:ascii="Cambria Math" w:hAnsi="Cambria Math" w:eastAsia="宋体"/>
                   <w:i/>
@@ -11384,7 +11335,6 @@
                 <m:t>(2)</m:t>
               </m:r>
               <m:ctrlPr>
-                <m:rPr/>
                 <w:rPr>
                   <w:rFonts w:hint="default" w:ascii="Cambria Math" w:hAnsi="Cambria Math" w:eastAsia="宋体"/>
                   <w:i/>
@@ -11407,7 +11357,6 @@
     </w:p>
     <w:p>
       <w:pPr>
-        <m:rPr/>
         <w:rPr>
           <w:rFonts w:hint="default" w:hAnsi="Cambria Math" w:eastAsia="宋体"/>
           <w:i w:val="0"/>
@@ -11420,7 +11369,6 @@
             <m:eqArrPr>
               <m:maxDist m:val="1"/>
               <m:ctrlPr>
-                <m:rPr/>
                 <w:rPr>
                   <w:rFonts w:hint="default" w:ascii="Cambria Math" w:hAnsi="Cambria Math" w:eastAsia="宋体"/>
                   <w:i/>
@@ -11459,7 +11407,6 @@
                 <m:t>(3)</m:t>
               </m:r>
               <m:ctrlPr>
-                <m:rPr/>
                 <w:rPr>
                   <w:rFonts w:hint="default" w:ascii="Cambria Math" w:hAnsi="Cambria Math" w:eastAsia="宋体"/>
                   <w:i/>
@@ -11473,7 +11420,6 @@
     </w:p>
     <w:p>
       <w:pPr>
-        <m:rPr/>
         <w:rPr>
           <w:rFonts w:hint="default" w:hAnsi="Cambria Math" w:eastAsia="宋体"/>
           <w:i w:val="0"/>
@@ -20746,9 +20692,8 @@
       <w:pPr>
         <w:ind w:firstLine="480" w:firstLineChars="200"/>
         <w:rPr>
-          <w:rFonts w:hint="default" w:ascii="Times New Roman" w:hAnsi="Times New Roman" w:eastAsia="宋体" w:cs="Times New Roman"/>
-          <w:sz w:val="24"/>
-          <w:szCs w:val="24"/>
+          <w:rFonts w:hint="eastAsia" w:eastAsiaTheme="minorEastAsia"/>
+          <w:lang w:eastAsia="zh-CN"/>
         </w:rPr>
       </w:pPr>
       <w:r>
@@ -20763,21 +20708,20 @@
     <w:p>
       <w:pPr>
         <w:rPr>
-          <w:rFonts w:hint="default" w:ascii="Times New Roman" w:hAnsi="Times New Roman" w:eastAsia="宋体" w:cs="Times New Roman"/>
-          <w:sz w:val="24"/>
-          <w:szCs w:val="24"/>
+          <w:rFonts w:hint="default" w:eastAsiaTheme="minorEastAsia"/>
+          <w:lang w:eastAsia="zh-CN"/>
         </w:rPr>
       </w:pPr>
       <w:r>
         <w:rPr>
-          <w:rFonts w:hint="eastAsia" w:eastAsiaTheme="minorEastAsia"/>
+          <w:rFonts w:hint="default" w:eastAsiaTheme="minorEastAsia"/>
           <w:lang w:eastAsia="zh-CN"/>
         </w:rPr>
         <w:drawing>
           <wp:inline distT="0" distB="0" distL="114300" distR="114300">
-            <wp:extent cx="5264785" cy="1833245"/>
-            <wp:effectExtent l="0" t="0" r="5715" b="8255"/>
-            <wp:docPr id="3" name="图片 3" descr="main_comparison"/>
+            <wp:extent cx="5271770" cy="1855470"/>
+            <wp:effectExtent l="0" t="0" r="11430" b="11430"/>
+            <wp:docPr id="13" name="图片 13" descr="fig3_main_comparison"/>
             <wp:cNvGraphicFramePr>
               <a:graphicFrameLocks xmlns:a="http://schemas.openxmlformats.org/drawingml/2006/main" noChangeAspect="1"/>
             </wp:cNvGraphicFramePr>
@@ -20785,7 +20729,7 @@
               <a:graphicData uri="http://schemas.openxmlformats.org/drawingml/2006/picture">
                 <pic:pic xmlns:pic="http://schemas.openxmlformats.org/drawingml/2006/picture">
                   <pic:nvPicPr>
-                    <pic:cNvPr id="3" name="图片 3" descr="main_comparison"/>
+                    <pic:cNvPr id="13" name="图片 13" descr="fig3_main_comparison"/>
                     <pic:cNvPicPr>
                       <a:picLocks noChangeAspect="1"/>
                     </pic:cNvPicPr>
@@ -20799,7 +20743,7 @@
                   <pic:spPr>
                     <a:xfrm>
                       <a:off x="0" y="0"/>
-                      <a:ext cx="5264785" cy="1833245"/>
+                      <a:ext cx="5271770" cy="1855470"/>
                     </a:xfrm>
                     <a:prstGeom prst="rect">
                       <a:avLst/>
@@ -26393,7 +26337,17 @@
           <w:sz w:val="24"/>
           <w:szCs w:val="24"/>
         </w:rPr>
-        <w:t>我们对比各算法的训练时间。表10给出各算法对7个数据集的平均训练时间（单位：秒）。每一行的最小值用粗体显示（时间越短越好），最大值用下划线显示。</w:t>
+        <w:t>我们对比各算法的训练时间。表10给出各算法对7个数</w:t>
+      </w:r>
+      <w:bookmarkStart w:id="0" w:name="_GoBack"/>
+      <w:bookmarkEnd w:id="0"/>
+      <w:r>
+        <w:rPr>
+          <w:rFonts w:hint="default" w:ascii="Times New Roman" w:hAnsi="Times New Roman" w:eastAsia="宋体" w:cs="Times New Roman"/>
+          <w:sz w:val="24"/>
+          <w:szCs w:val="24"/>
+        </w:rPr>
+        <w:t>据集的平均训练时间（单位：秒）。每一行的最小值用粗体显示（时间越短越好），最大值用下划线显示。</w:t>
       </w:r>
     </w:p>
     <w:p>
@@ -30515,9 +30469,8 @@
     <w:p>
       <w:pPr>
         <w:rPr>
-          <w:rFonts w:hint="default" w:ascii="Times New Roman" w:hAnsi="Times New Roman" w:eastAsia="宋体" w:cs="Times New Roman"/>
-          <w:sz w:val="24"/>
-          <w:szCs w:val="24"/>
+          <w:rFonts w:hint="eastAsia" w:eastAsiaTheme="minorEastAsia"/>
+          <w:lang w:eastAsia="zh-CN"/>
         </w:rPr>
       </w:pPr>
       <w:r>
@@ -30552,6 +30505,57 @@
                     <a:xfrm>
                       <a:off x="0" y="0"/>
                       <a:ext cx="5272405" cy="2603500"/>
+                    </a:xfrm>
+                    <a:prstGeom prst="rect">
+                      <a:avLst/>
+                    </a:prstGeom>
+                  </pic:spPr>
+                </pic:pic>
+              </a:graphicData>
+            </a:graphic>
+          </wp:inline>
+        </w:drawing>
+      </w:r>
+    </w:p>
+    <w:p>
+      <w:pPr>
+        <w:rPr>
+          <w:rFonts w:hint="default" w:eastAsiaTheme="minorEastAsia"/>
+          <w:lang w:eastAsia="zh-CN"/>
+        </w:rPr>
+      </w:pPr>
+      <w:r>
+        <w:rPr>
+          <w:rFonts w:hint="default" w:eastAsiaTheme="minorEastAsia"/>
+          <w:lang w:eastAsia="zh-CN"/>
+        </w:rPr>
+        <w:drawing>
+          <wp:inline distT="0" distB="0" distL="114300" distR="114300">
+            <wp:extent cx="5263515" cy="2606675"/>
+            <wp:effectExtent l="0" t="0" r="6985" b="9525"/>
+            <wp:docPr id="14" name="图片 14" descr="fig4_scenario_analysis"/>
+            <wp:cNvGraphicFramePr>
+              <a:graphicFrameLocks xmlns:a="http://schemas.openxmlformats.org/drawingml/2006/main" noChangeAspect="1"/>
+            </wp:cNvGraphicFramePr>
+            <a:graphic xmlns:a="http://schemas.openxmlformats.org/drawingml/2006/main">
+              <a:graphicData uri="http://schemas.openxmlformats.org/drawingml/2006/picture">
+                <pic:pic xmlns:pic="http://schemas.openxmlformats.org/drawingml/2006/picture">
+                  <pic:nvPicPr>
+                    <pic:cNvPr id="14" name="图片 14" descr="fig4_scenario_analysis"/>
+                    <pic:cNvPicPr>
+                      <a:picLocks noChangeAspect="1"/>
+                    </pic:cNvPicPr>
+                  </pic:nvPicPr>
+                  <pic:blipFill>
+                    <a:blip r:embed="rId8"/>
+                    <a:stretch>
+                      <a:fillRect/>
+                    </a:stretch>
+                  </pic:blipFill>
+                  <pic:spPr>
+                    <a:xfrm>
+                      <a:off x="0" y="0"/>
+                      <a:ext cx="5263515" cy="2606675"/>
                     </a:xfrm>
                     <a:prstGeom prst="rect">
                       <a:avLst/>
@@ -31722,9 +31726,8 @@
       <w:pPr>
         <w:ind w:firstLine="480" w:firstLineChars="200"/>
         <w:rPr>
-          <w:rFonts w:hint="default" w:ascii="Times New Roman" w:hAnsi="Times New Roman" w:eastAsia="宋体" w:cs="Times New Roman"/>
-          <w:sz w:val="24"/>
-          <w:szCs w:val="24"/>
+          <w:rFonts w:hint="eastAsia" w:eastAsiaTheme="minorEastAsia"/>
+          <w:lang w:eastAsia="zh-CN"/>
         </w:rPr>
       </w:pPr>
       <w:r>
@@ -31737,16 +31740,22 @@
       </w:r>
     </w:p>
     <w:p>
-      <w:r>
+      <w:pPr>
         <w:rPr>
           <w:rFonts w:hint="eastAsia" w:eastAsiaTheme="minorEastAsia"/>
           <w:lang w:eastAsia="zh-CN"/>
         </w:rPr>
+      </w:pPr>
+      <w:r>
+        <w:rPr>
+          <w:rFonts w:hint="eastAsia" w:eastAsiaTheme="minorEastAsia"/>
+          <w:lang w:eastAsia="zh-CN"/>
+        </w:rPr>
         <w:drawing>
           <wp:inline distT="0" distB="0" distL="114300" distR="114300">
-            <wp:extent cx="5272405" cy="2141855"/>
-            <wp:effectExtent l="0" t="0" r="10795" b="4445"/>
-            <wp:docPr id="5" name="图片 5" descr="ablation"/>
+            <wp:extent cx="5263515" cy="2162810"/>
+            <wp:effectExtent l="0" t="0" r="6985" b="8890"/>
+            <wp:docPr id="15" name="图片 15" descr="fig5_ablation"/>
             <wp:cNvGraphicFramePr>
               <a:graphicFrameLocks xmlns:a="http://schemas.openxmlformats.org/drawingml/2006/main" noChangeAspect="1"/>
             </wp:cNvGraphicFramePr>
@@ -31754,13 +31763,13 @@
               <a:graphicData uri="http://schemas.openxmlformats.org/drawingml/2006/picture">
                 <pic:pic xmlns:pic="http://schemas.openxmlformats.org/drawingml/2006/picture">
                   <pic:nvPicPr>
-                    <pic:cNvPr id="5" name="图片 5" descr="ablation"/>
+                    <pic:cNvPr id="15" name="图片 15" descr="fig5_ablation"/>
                     <pic:cNvPicPr>
                       <a:picLocks noChangeAspect="1"/>
                     </pic:cNvPicPr>
                   </pic:nvPicPr>
                   <pic:blipFill>
-                    <a:blip r:embed="rId8"/>
+                    <a:blip r:embed="rId9"/>
                     <a:stretch>
                       <a:fillRect/>
                     </a:stretch>
@@ -31768,7 +31777,7 @@
                   <pic:spPr>
                     <a:xfrm>
                       <a:off x="0" y="0"/>
-                      <a:ext cx="5272405" cy="2141855"/>
+                      <a:ext cx="5263515" cy="2162810"/>
                     </a:xfrm>
                     <a:prstGeom prst="rect">
                       <a:avLst/>
@@ -33667,6 +33676,7 @@
   <w:style w:type="character" w:customStyle="1" w:styleId="16">
     <w:name w:val="List Paragraph Char"/>
     <w:link w:val="14"/>
+    <w:qFormat/>
     <w:uiPriority w:val="34"/>
   </w:style>
 </w:styles>
